--- a/06 Intro CP/Slides/Week 9/Seminar/AI Democracy Guardian.docx
+++ b/06 Intro CP/Slides/Week 9/Seminar/AI Democracy Guardian.docx
@@ -685,10 +685,9 @@
         <w:snapToGrid w:val="0"/>
         <w:jc w:val="left"/>
         <w:rPr>
-          <w:rFonts w:ascii="Calibri" w:eastAsia="PMingLiU" w:hAnsi="Calibri" w:cs="Calibri"/>
-          <w:sz w:val="24"/>
-          <w:szCs w:val="24"/>
-          <w:lang w:eastAsia="zh-TW"/>
+          <w:rFonts w:ascii="Calibri" w:eastAsiaTheme="minorEastAsia" w:hAnsi="Calibri" w:cs="Calibri"/>
+          <w:sz w:val="24"/>
+          <w:szCs w:val="24"/>
         </w:rPr>
       </w:pPr>
       <w:r>
@@ -706,6 +705,17 @@
         <w:snapToGrid w:val="0"/>
         <w:jc w:val="left"/>
         <w:rPr>
+          <w:rFonts w:ascii="Calibri" w:eastAsiaTheme="minorEastAsia" w:hAnsi="Calibri" w:cs="Calibri" w:hint="eastAsia"/>
+          <w:sz w:val="24"/>
+          <w:szCs w:val="24"/>
+        </w:rPr>
+      </w:pPr>
+    </w:p>
+    <w:p>
+      <w:pPr>
+        <w:snapToGrid w:val="0"/>
+        <w:jc w:val="left"/>
+        <w:rPr>
           <w:rFonts w:ascii="Calibri" w:eastAsia="PMingLiU" w:hAnsi="Calibri" w:cs="Calibri"/>
           <w:sz w:val="24"/>
           <w:szCs w:val="24"/>
@@ -739,10 +749,9 @@
         <w:snapToGrid w:val="0"/>
         <w:jc w:val="left"/>
         <w:rPr>
-          <w:rFonts w:ascii="Calibri" w:eastAsia="PMingLiU" w:hAnsi="Calibri" w:cs="Calibri"/>
-          <w:sz w:val="24"/>
-          <w:szCs w:val="24"/>
-          <w:lang w:eastAsia="zh-TW"/>
+          <w:rFonts w:ascii="Calibri" w:eastAsiaTheme="minorEastAsia" w:hAnsi="Calibri" w:cs="Calibri"/>
+          <w:sz w:val="24"/>
+          <w:szCs w:val="24"/>
         </w:rPr>
       </w:pPr>
       <w:r>
@@ -780,6 +789,17 @@
         <w:snapToGrid w:val="0"/>
         <w:jc w:val="left"/>
         <w:rPr>
+          <w:rFonts w:ascii="Calibri" w:eastAsiaTheme="minorEastAsia" w:hAnsi="Calibri" w:cs="Calibri" w:hint="eastAsia"/>
+          <w:sz w:val="24"/>
+          <w:szCs w:val="24"/>
+        </w:rPr>
+      </w:pPr>
+    </w:p>
+    <w:p>
+      <w:pPr>
+        <w:snapToGrid w:val="0"/>
+        <w:jc w:val="left"/>
+        <w:rPr>
           <w:rFonts w:ascii="Calibri" w:eastAsia="PMingLiU" w:hAnsi="Calibri" w:cs="Calibri"/>
           <w:sz w:val="24"/>
           <w:szCs w:val="24"/>
@@ -1005,10 +1025,9 @@
         <w:snapToGrid w:val="0"/>
         <w:jc w:val="left"/>
         <w:rPr>
-          <w:rFonts w:ascii="Calibri" w:eastAsia="PMingLiU" w:hAnsi="Calibri" w:cs="Calibri"/>
-          <w:sz w:val="24"/>
-          <w:szCs w:val="24"/>
-          <w:lang w:eastAsia="zh-TW"/>
+          <w:rFonts w:ascii="Calibri" w:eastAsiaTheme="minorEastAsia" w:hAnsi="Calibri" w:cs="Calibri"/>
+          <w:sz w:val="24"/>
+          <w:szCs w:val="24"/>
         </w:rPr>
       </w:pPr>
       <w:r>
@@ -1020,6 +1039,17 @@
         </w:rPr>
         <w:t>“It’s not telling you that China’s great, but it’s [encouraging them] to be neutral,” Shen told the Guardian. “This is very dangerous, because then you think people like me are radical.”</w:t>
       </w:r>
+    </w:p>
+    <w:p>
+      <w:pPr>
+        <w:snapToGrid w:val="0"/>
+        <w:jc w:val="left"/>
+        <w:rPr>
+          <w:rFonts w:ascii="Calibri" w:eastAsiaTheme="minorEastAsia" w:hAnsi="Calibri" w:cs="Calibri" w:hint="eastAsia"/>
+          <w:sz w:val="24"/>
+          <w:szCs w:val="24"/>
+        </w:rPr>
+      </w:pPr>
     </w:p>
     <w:p>
       <w:pPr>
